--- a/platform/procedures/out/5_推奨作成会議手順書.docx
+++ b/platform/procedures/out/5_推奨作成会議手順書.docx
@@ -9,7 +9,7 @@
           <w:sz w:val="18"/>
           <w:szCs w:val="18"/>
         </w:rPr>
-        <w:t xml:space="preserve">がん薬物療法に伴う末梢神経障害診療ガイドライン 改訂版</w:t>
+        <w:t xml:space="preserve">がん薬物療法に伴う末梢神経障害診療ガイドライン2028年版</w:t>
       </w:r>
     </w:p>
     <w:p>
@@ -67,7 +67,7 @@
           <w:sz w:val="20"/>
           <w:szCs w:val="20"/>
         </w:rPr>
-        <w:t xml:space="preserve">推奨作成会議は、SR委員が作った推奨文の草案を、委員全員が投票で決める会議である。SR委員の草案は出発点であり、決定ではない。会議は2027年5月に開く。患者代表も参加する。</w:t>
+        <w:t xml:space="preserve">推奨作成会議は、SR委員が作った推奨文の草案を、委員全員が投票で決める会議である。SR委員の草案は出発点であり、決定ではない。会議は2027年5月に開く。投票者は統括委員と作成委員で、患者代表は投票者に含めない。</w:t>
       </w:r>
     </w:p>
     <w:p>
@@ -655,128 +655,6 @@
                 <w:sz w:val="16"/>
                 <w:szCs w:val="16"/>
               </w:rPr>
-              <w:t xml:space="preserve">患者代表に、CQごとの資料を送り、説明の時間を取る(専門用語・数値の説明)</w:t>
-            </w:r>
-          </w:p>
-        </w:tc>
-        <w:tc>
-          <w:tcPr>
-            <w:tcW w:type="dxa" w:w="2200"/>
-            <w:tcBorders>
-              <w:top w:val="single" w:color="000000" w:sz="4"/>
-              <w:left w:val="single" w:color="000000" w:sz="4"/>
-              <w:bottom w:val="single" w:color="000000" w:sz="4"/>
-              <w:right w:val="single" w:color="000000" w:sz="4"/>
-            </w:tcBorders>
-            <w:tcMar>
-              <w:top w:type="dxa" w:w="40"/>
-              <w:left w:type="dxa" w:w="80"/>
-              <w:bottom w:type="dxa" w:w="40"/>
-              <w:right w:type="dxa" w:w="80"/>
-            </w:tcMar>
-          </w:tcPr>
-          <w:p>
-            <w:r>
-              <w:rPr>
-                <w:rFonts w:ascii="Yu Gothic" w:cs="Yu Gothic" w:eastAsia="Yu Gothic" w:hAnsi="Yu Gothic"/>
-                <w:b w:val="false"/>
-                <w:bCs w:val="false"/>
-                <w:sz w:val="16"/>
-                <w:szCs w:val="16"/>
-              </w:rPr>
-              <w:t xml:space="preserve">事務局</w:t>
-            </w:r>
-          </w:p>
-        </w:tc>
-        <w:tc>
-          <w:tcPr>
-            <w:tcW w:type="dxa" w:w="2600"/>
-            <w:tcBorders>
-              <w:top w:val="single" w:color="000000" w:sz="4"/>
-              <w:left w:val="single" w:color="000000" w:sz="4"/>
-              <w:bottom w:val="single" w:color="000000" w:sz="4"/>
-              <w:right w:val="single" w:color="000000" w:sz="4"/>
-            </w:tcBorders>
-            <w:tcMar>
-              <w:top w:type="dxa" w:w="40"/>
-              <w:left w:type="dxa" w:w="80"/>
-              <w:bottom w:type="dxa" w:w="40"/>
-              <w:right w:type="dxa" w:w="80"/>
-            </w:tcMar>
-          </w:tcPr>
-          <w:p>
-            <w:r>
-              <w:rPr>
-                <w:rFonts w:ascii="Yu Gothic" w:cs="Yu Gothic" w:eastAsia="Yu Gothic" w:hAnsi="Yu Gothic"/>
-                <w:b w:val="false"/>
-                <w:bCs w:val="false"/>
-                <w:sz w:val="16"/>
-                <w:szCs w:val="16"/>
-              </w:rPr>
-              <w:t xml:space="preserve">会議の2週間前</w:t>
-            </w:r>
-          </w:p>
-        </w:tc>
-      </w:tr>
-      <w:tr>
-        <w:trPr>
-          <w:cantSplit/>
-          <w:tblHeader w:val="off"/>
-        </w:trPr>
-        <w:tc>
-          <w:tcPr>
-            <w:tcW w:type="dxa" w:w="600"/>
-            <w:tcBorders>
-              <w:top w:val="single" w:color="000000" w:sz="4"/>
-              <w:left w:val="single" w:color="000000" w:sz="4"/>
-              <w:bottom w:val="single" w:color="000000" w:sz="4"/>
-              <w:right w:val="single" w:color="000000" w:sz="4"/>
-            </w:tcBorders>
-            <w:tcMar>
-              <w:top w:type="dxa" w:w="40"/>
-              <w:left w:type="dxa" w:w="80"/>
-              <w:bottom w:type="dxa" w:w="40"/>
-              <w:right w:type="dxa" w:w="80"/>
-            </w:tcMar>
-          </w:tcPr>
-          <w:p>
-            <w:r>
-              <w:rPr>
-                <w:rFonts w:ascii="Yu Gothic" w:cs="Yu Gothic" w:eastAsia="Yu Gothic" w:hAnsi="Yu Gothic"/>
-                <w:b w:val="false"/>
-                <w:bCs w:val="false"/>
-                <w:sz w:val="16"/>
-                <w:szCs w:val="16"/>
-              </w:rPr>
-              <w:t xml:space="preserve">5</w:t>
-            </w:r>
-          </w:p>
-        </w:tc>
-        <w:tc>
-          <w:tcPr>
-            <w:tcW w:type="dxa" w:w="4200"/>
-            <w:tcBorders>
-              <w:top w:val="single" w:color="000000" w:sz="4"/>
-              <w:left w:val="single" w:color="000000" w:sz="4"/>
-              <w:bottom w:val="single" w:color="000000" w:sz="4"/>
-              <w:right w:val="single" w:color="000000" w:sz="4"/>
-            </w:tcBorders>
-            <w:tcMar>
-              <w:top w:type="dxa" w:w="40"/>
-              <w:left w:type="dxa" w:w="80"/>
-              <w:bottom w:type="dxa" w:w="40"/>
-              <w:right w:type="dxa" w:w="80"/>
-            </w:tcMar>
-          </w:tcPr>
-          <w:p>
-            <w:r>
-              <w:rPr>
-                <w:rFonts w:ascii="Yu Gothic" w:cs="Yu Gothic" w:eastAsia="Yu Gothic" w:hAnsi="Yu Gothic"/>
-                <w:b w:val="false"/>
-                <w:bCs w:val="false"/>
-                <w:sz w:val="16"/>
-                <w:szCs w:val="16"/>
-              </w:rPr>
               <w:t xml:space="preserve">投票用紙と、議事録の様式を用意する</w:t>
             </w:r>
           </w:p>
@@ -1787,7 +1665,7 @@
                 <w:sz w:val="16"/>
                 <w:szCs w:val="16"/>
               </w:rPr>
-              <w:t xml:space="preserve">患者代表の意見(価値観、好み、負担、アクセス)</w:t>
+              <w:t xml:space="preserve">質疑と推奨文の修正</w:t>
             </w:r>
           </w:p>
         </w:tc>
@@ -1816,7 +1694,7 @@
                 <w:sz w:val="16"/>
                 <w:szCs w:val="16"/>
               </w:rPr>
-              <w:t xml:space="preserve">3分</w:t>
+              <w:t xml:space="preserve">5分</w:t>
             </w:r>
           </w:p>
         </w:tc>
@@ -1845,7 +1723,7 @@
                 <w:sz w:val="16"/>
                 <w:szCs w:val="16"/>
               </w:rPr>
-              <w:t xml:space="preserve">患者代表</w:t>
+              <w:t xml:space="preserve">全員</w:t>
             </w:r>
           </w:p>
         </w:tc>
@@ -1881,128 +1759,6 @@
                 <w:szCs w:val="16"/>
               </w:rPr>
               <w:t xml:space="preserve">4</w:t>
-            </w:r>
-          </w:p>
-        </w:tc>
-        <w:tc>
-          <w:tcPr>
-            <w:tcW w:type="dxa" w:w="4800"/>
-            <w:tcBorders>
-              <w:top w:val="single" w:color="000000" w:sz="4"/>
-              <w:left w:val="single" w:color="000000" w:sz="4"/>
-              <w:bottom w:val="single" w:color="000000" w:sz="4"/>
-              <w:right w:val="single" w:color="000000" w:sz="4"/>
-            </w:tcBorders>
-            <w:tcMar>
-              <w:top w:type="dxa" w:w="40"/>
-              <w:left w:type="dxa" w:w="80"/>
-              <w:bottom w:type="dxa" w:w="40"/>
-              <w:right w:type="dxa" w:w="80"/>
-            </w:tcMar>
-          </w:tcPr>
-          <w:p>
-            <w:r>
-              <w:rPr>
-                <w:rFonts w:ascii="Yu Gothic" w:cs="Yu Gothic" w:eastAsia="Yu Gothic" w:hAnsi="Yu Gothic"/>
-                <w:b w:val="false"/>
-                <w:bCs w:val="false"/>
-                <w:sz w:val="16"/>
-                <w:szCs w:val="16"/>
-              </w:rPr>
-              <w:t xml:space="preserve">質疑と推奨文の修正</w:t>
-            </w:r>
-          </w:p>
-        </w:tc>
-        <w:tc>
-          <w:tcPr>
-            <w:tcW w:type="dxa" w:w="2000"/>
-            <w:tcBorders>
-              <w:top w:val="single" w:color="000000" w:sz="4"/>
-              <w:left w:val="single" w:color="000000" w:sz="4"/>
-              <w:bottom w:val="single" w:color="000000" w:sz="4"/>
-              <w:right w:val="single" w:color="000000" w:sz="4"/>
-            </w:tcBorders>
-            <w:tcMar>
-              <w:top w:type="dxa" w:w="40"/>
-              <w:left w:type="dxa" w:w="80"/>
-              <w:bottom w:type="dxa" w:w="40"/>
-              <w:right w:type="dxa" w:w="80"/>
-            </w:tcMar>
-          </w:tcPr>
-          <w:p>
-            <w:r>
-              <w:rPr>
-                <w:rFonts w:ascii="Yu Gothic" w:cs="Yu Gothic" w:eastAsia="Yu Gothic" w:hAnsi="Yu Gothic"/>
-                <w:b w:val="false"/>
-                <w:bCs w:val="false"/>
-                <w:sz w:val="16"/>
-                <w:szCs w:val="16"/>
-              </w:rPr>
-              <w:t xml:space="preserve">5分</w:t>
-            </w:r>
-          </w:p>
-        </w:tc>
-        <w:tc>
-          <w:tcPr>
-            <w:tcW w:type="dxa" w:w="2200"/>
-            <w:tcBorders>
-              <w:top w:val="single" w:color="000000" w:sz="4"/>
-              <w:left w:val="single" w:color="000000" w:sz="4"/>
-              <w:bottom w:val="single" w:color="000000" w:sz="4"/>
-              <w:right w:val="single" w:color="000000" w:sz="4"/>
-            </w:tcBorders>
-            <w:tcMar>
-              <w:top w:type="dxa" w:w="40"/>
-              <w:left w:type="dxa" w:w="80"/>
-              <w:bottom w:type="dxa" w:w="40"/>
-              <w:right w:type="dxa" w:w="80"/>
-            </w:tcMar>
-          </w:tcPr>
-          <w:p>
-            <w:r>
-              <w:rPr>
-                <w:rFonts w:ascii="Yu Gothic" w:cs="Yu Gothic" w:eastAsia="Yu Gothic" w:hAnsi="Yu Gothic"/>
-                <w:b w:val="false"/>
-                <w:bCs w:val="false"/>
-                <w:sz w:val="16"/>
-                <w:szCs w:val="16"/>
-              </w:rPr>
-              <w:t xml:space="preserve">全員</w:t>
-            </w:r>
-          </w:p>
-        </w:tc>
-      </w:tr>
-      <w:tr>
-        <w:trPr>
-          <w:cantSplit/>
-          <w:tblHeader w:val="off"/>
-        </w:trPr>
-        <w:tc>
-          <w:tcPr>
-            <w:tcW w:type="dxa" w:w="600"/>
-            <w:tcBorders>
-              <w:top w:val="single" w:color="000000" w:sz="4"/>
-              <w:left w:val="single" w:color="000000" w:sz="4"/>
-              <w:bottom w:val="single" w:color="000000" w:sz="4"/>
-              <w:right w:val="single" w:color="000000" w:sz="4"/>
-            </w:tcBorders>
-            <w:tcMar>
-              <w:top w:type="dxa" w:w="40"/>
-              <w:left w:type="dxa" w:w="80"/>
-              <w:bottom w:type="dxa" w:w="40"/>
-              <w:right w:type="dxa" w:w="80"/>
-            </w:tcMar>
-          </w:tcPr>
-          <w:p>
-            <w:r>
-              <w:rPr>
-                <w:rFonts w:ascii="Yu Gothic" w:cs="Yu Gothic" w:eastAsia="Yu Gothic" w:hAnsi="Yu Gothic"/>
-                <w:b w:val="false"/>
-                <w:bCs w:val="false"/>
-                <w:sz w:val="16"/>
-                <w:szCs w:val="16"/>
-              </w:rPr>
-              <w:t xml:space="preserve">5</w:t>
             </w:r>
           </w:p>
         </w:tc>
@@ -2127,24 +1883,6 @@
           <w:szCs w:val="20"/>
         </w:rPr>
         <w:t xml:space="preserve">CQごとに、投票の回数、各回の票数、最終の推奨文、推奨の強さ、確実性、意見の概要、投票除外者を議事録に残す。</w:t>
-      </w:r>
-    </w:p>
-    <w:p>
-      <w:pPr>
-        <w:pStyle w:val="ListParagraph"/>
-        <w:numPr>
-          <w:ilvl w:val="0"/>
-          <w:numId w:val="2"/>
-        </w:numPr>
-        <w:spacing w:after="50"/>
-      </w:pPr>
-      <w:r>
-        <w:rPr>
-          <w:rFonts w:ascii="Yu Gothic" w:cs="Yu Gothic" w:eastAsia="Yu Gothic" w:hAnsi="Yu Gothic"/>
-          <w:sz w:val="20"/>
-          <w:szCs w:val="20"/>
-        </w:rPr>
-        <w:t xml:space="preserve">患者代表の意見は、発言者が了承した形で、解説に反映する。</w:t>
       </w:r>
     </w:p>
     <w:p>

--- a/platform/procedures/out/5_推奨作成会議手順書.docx
+++ b/platform/procedures/out/5_推奨作成会議手順書.docx
@@ -1865,6 +1865,24 @@
           <w:szCs w:val="26"/>
         </w:rPr>
         <w:t xml:space="preserve">5. 記録</w:t>
+      </w:r>
+    </w:p>
+    <w:p>
+      <w:pPr>
+        <w:pStyle w:val="ListParagraph"/>
+        <w:numPr>
+          <w:ilvl w:val="0"/>
+          <w:numId w:val="2"/>
+        </w:numPr>
+        <w:spacing w:after="50"/>
+      </w:pPr>
+      <w:r>
+        <w:rPr>
+          <w:rFonts w:ascii="Yu Gothic" w:cs="Yu Gothic" w:eastAsia="Yu Gothic" w:hAnsi="Yu Gothic"/>
+          <w:sz w:val="20"/>
+          <w:szCs w:val="20"/>
+        </w:rPr>
+        <w:t xml:space="preserve">記録は、決定記録シート(_meeting/決定記録シート.html)に入力する。操作は操作マニュアルの第6章。会議の後、JSONで書き出し、事務局が export_minds_documents.py で推奨作成の記録.xlsx を作る。</w:t>
       </w:r>
     </w:p>
     <w:p>
